--- a/src/OpenXmlHtml.Tests/WordNestedComboTests.NestedCombinations.Net.verified.docx
+++ b/src/OpenXmlHtml.Tests/WordNestedComboTests.NestedCombinations.Net.verified.docx
@@ -365,8 +365,8 @@
         <w:r>
           <w:rPr>
             <w:b/>
+            <w:color w:val="0563C1"/>
             <w:u w:val="single"/>
-            <w:color w:val="0563C1"/>
           </w:rPr>
           <w:t xml:space="preserve">Bold link</w:t>
         </w:r>
@@ -377,8 +377,8 @@
         <w:r>
           <w:rPr>
             <w:i/>
+            <w:color w:val="0563C1"/>
             <w:u w:val="single"/>
-            <w:color w:val="0563C1"/>
           </w:rPr>
           <w:t xml:space="preserve">Italic link</w:t>
         </w:r>
@@ -390,8 +390,8 @@
           <w:rPr>
             <w:b/>
             <w:i/>
+            <w:color w:val="0563C1"/>
             <w:u w:val="single"/>
-            <w:color w:val="0563C1"/>
           </w:rPr>
           <w:t xml:space="preserve">Bold italic link</w:t>
         </w:r>
@@ -402,30 +402,30 @@
         <w:r>
           <w:rPr>
             <w:b/>
+            <w:color w:val="0563C1"/>
             <w:u w:val="single"/>
-            <w:color w:val="0563C1"/>
           </w:rPr>
           <w:t xml:space="preserve">Bold</w:t>
         </w:r>
         <w:r>
           <w:rPr>
+            <w:color w:val="0563C1"/>
             <w:u w:val="single"/>
-            <w:color w:val="0563C1"/>
           </w:rPr>
           <w:t xml:space="preserve"> and </w:t>
         </w:r>
         <w:r>
           <w:rPr>
             <w:i/>
+            <w:color w:val="0563C1"/>
             <w:u w:val="single"/>
-            <w:color w:val="0563C1"/>
           </w:rPr>
           <w:t xml:space="preserve">italic</w:t>
         </w:r>
         <w:r>
           <w:rPr>
+            <w:color w:val="0563C1"/>
             <w:u w:val="single"/>
-            <w:color w:val="0563C1"/>
           </w:rPr>
           <w:t xml:space="preserve"> inside link</w:t>
         </w:r>
@@ -485,8 +485,8 @@
     <w:p>
       <w:r>
         <w:rPr>
-          <w:b/>
           <w:rFonts w:ascii="Courier New" w:hAnsi="Courier New"/>
+          <w:b/>
         </w:rPr>
         <w:t xml:space="preserve">Bold code</w:t>
       </w:r>
@@ -545,8 +545,8 @@
             <w:hyperlink xmlns:r="http://schemas.openxmlformats.org/officeDocument/2006/relationships" r:id="DeterministicId3">
               <w:r>
                 <w:rPr>
+                  <w:color w:val="0563C1"/>
                   <w:u w:val="single"/>
-                  <w:color w:val="0563C1"/>
                 </w:rPr>
                 <w:t xml:space="preserve">Link cell</w:t>
               </w:r>
@@ -856,8 +856,8 @@
       <w:hyperlink xmlns:r="http://schemas.openxmlformats.org/officeDocument/2006/relationships" r:id="DeterministicId4">
         <w:r>
           <w:rPr>
+            <w:color w:val="0563C1"/>
             <w:u w:val="single"/>
-            <w:color w:val="0563C1"/>
           </w:rPr>
           <w:t xml:space="preserve">Link item</w:t>
         </w:r>
@@ -961,8 +961,8 @@
       <w:hyperlink xmlns:r="http://schemas.openxmlformats.org/officeDocument/2006/relationships" r:id="DeterministicId5">
         <w:r>
           <w:rPr>
+            <w:color w:val="0563C1"/>
             <w:u w:val="single"/>
-            <w:color w:val="0563C1"/>
           </w:rPr>
           <w:t xml:space="preserve">links</w:t>
         </w:r>
@@ -1077,8 +1077,8 @@
         <w:r>
           <w:rPr>
             <w:b/>
+            <w:color w:val="0563C1"/>
             <w:u w:val="single"/>
-            <w:color w:val="0563C1"/>
           </w:rPr>
           <w:t xml:space="preserve">Link inside heading</w:t>
         </w:r>
@@ -1090,8 +1090,8 @@
       </w:pPr>
       <w:r>
         <w:rPr>
-          <w:b/>
           <w:rFonts w:ascii="Courier New" w:hAnsi="Courier New"/>
+          <w:b/>
         </w:rPr>
         <w:t xml:space="preserve">Code</w:t>
       </w:r>
@@ -1137,8 +1137,8 @@
       <w:hyperlink xmlns:r="http://schemas.openxmlformats.org/officeDocument/2006/relationships" r:id="DeterministicId7">
         <w:r>
           <w:rPr>
+            <w:color w:val="0563C1"/>
             <w:u w:val="single"/>
-            <w:color w:val="0563C1"/>
           </w:rPr>
           <w:t xml:space="preserve">docs</w:t>
         </w:r>
@@ -1150,8 +1150,8 @@
     <w:p>
       <w:r>
         <w:rPr>
-          <w:b/>
           <w:rFonts w:ascii="Courier New" w:hAnsi="Courier New"/>
+          <w:b/>
         </w:rPr>
         <w:t xml:space="preserve">CSS</w:t>
       </w:r>
@@ -1189,54 +1189,54 @@
       </w:pPr>
       <w:r>
         <w:rPr>
+          <w:bdr w:val="single" w:color="CCCCCC" w:sz="6" w:space="1"/>
           <w:shd w:val="clear" w:fill="F0F0F0"/>
+        </w:rPr>
+        <w:t xml:space="preserve"> Indented, justified, 1.8 line-height with </w:t>
+      </w:r>
+      <w:r>
+        <w:rPr>
+          <w:b/>
           <w:bdr w:val="single" w:color="CCCCCC" w:sz="6" w:space="1"/>
-        </w:rPr>
-        <w:t xml:space="preserve"> Indented, justified, 1.8 line-height with </w:t>
-      </w:r>
-      <w:r>
-        <w:rPr>
-          <w:b/>
           <w:shd w:val="clear" w:fill="F0F0F0"/>
+        </w:rPr>
+        <w:t xml:space="preserve">bold</w:t>
+      </w:r>
+      <w:r>
+        <w:rPr>
           <w:bdr w:val="single" w:color="CCCCCC" w:sz="6" w:space="1"/>
-        </w:rPr>
-        <w:t xml:space="preserve">bold</w:t>
-      </w:r>
-      <w:r>
-        <w:rPr>
           <w:shd w:val="clear" w:fill="F0F0F0"/>
+        </w:rPr>
+        <w:t xml:space="preserve">, </w:t>
+      </w:r>
+      <w:r>
+        <w:rPr>
+          <w:i/>
           <w:bdr w:val="single" w:color="CCCCCC" w:sz="6" w:space="1"/>
-        </w:rPr>
-        <w:t xml:space="preserve">, </w:t>
-      </w:r>
-      <w:r>
-        <w:rPr>
-          <w:i/>
           <w:shd w:val="clear" w:fill="F0F0F0"/>
+        </w:rPr>
+        <w:t xml:space="preserve">italic</w:t>
+      </w:r>
+      <w:r>
+        <w:rPr>
           <w:bdr w:val="single" w:color="CCCCCC" w:sz="6" w:space="1"/>
-        </w:rPr>
-        <w:t xml:space="preserve">italic</w:t>
-      </w:r>
-      <w:r>
-        <w:rPr>
           <w:shd w:val="clear" w:fill="F0F0F0"/>
+        </w:rPr>
+        <w:t xml:space="preserve">, and </w:t>
+      </w:r>
+      <w:r>
+        <w:rPr>
+          <w:rFonts w:ascii="Georgia" w:hAnsi="Georgia"/>
+          <w:color w:val="000080"/>
           <w:bdr w:val="single" w:color="CCCCCC" w:sz="6" w:space="1"/>
-        </w:rPr>
-        <w:t xml:space="preserve">, and </w:t>
-      </w:r>
-      <w:r>
-        <w:rPr>
-          <w:color w:val="000080"/>
-          <w:rFonts w:ascii="Georgia" w:hAnsi="Georgia"/>
           <w:shd w:val="clear" w:fill="F0F0F0"/>
+        </w:rPr>
+        <w:t xml:space="preserve">navy Georgia span</w:t>
+      </w:r>
+      <w:r>
+        <w:rPr>
           <w:bdr w:val="single" w:color="CCCCCC" w:sz="6" w:space="1"/>
-        </w:rPr>
-        <w:t xml:space="preserve">navy Georgia span</w:t>
-      </w:r>
-      <w:r>
-        <w:rPr>
           <w:shd w:val="clear" w:fill="F0F0F0"/>
-          <w:bdr w:val="single" w:color="CCCCCC" w:sz="6" w:space="1"/>
         </w:rPr>
         <w:t xml:space="preserve"> inside a bordered background div. </w:t>
       </w:r>
@@ -1271,20 +1271,20 @@
       <w:tr>
         <w:tc>
           <w:tcPr>
-            <w:shd w:val="clear" w:fill="EEEEEE"/>
-            <w:vAlign w:val="top"/>
-            <w:tcMar>
-              <w:top w:w="100" w:type="dxa"/>
-              <w:start w:w="100" w:type="dxa"/>
-              <w:bottom w:w="100" w:type="dxa"/>
-              <w:end w:w="100" w:type="dxa"/>
-            </w:tcMar>
             <w:tcBorders>
               <w:top w:val="single" w:color="808080" w:sz="6" w:space="0"/>
               <w:left w:val="single" w:color="808080" w:sz="6" w:space="0"/>
               <w:bottom w:val="single" w:color="808080" w:sz="6" w:space="0"/>
               <w:right w:val="single" w:color="808080" w:sz="6" w:space="0"/>
             </w:tcBorders>
+            <w:shd w:val="clear" w:fill="EEEEEE"/>
+            <w:tcMar>
+              <w:top w:w="100" w:type="dxa"/>
+              <w:left w:w="100" w:type="dxa"/>
+              <w:bottom w:w="100" w:type="dxa"/>
+              <w:right w:w="100" w:type="dxa"/>
+            </w:tcMar>
+            <w:vAlign w:val="top"/>
           </w:tcPr>
           <w:p>
             <w:pPr>
@@ -1293,8 +1293,8 @@
             <w:r>
               <w:rPr>
                 <w:b/>
+                <w:bdr w:val="single" w:color="808080" w:sz="6" w:space="1"/>
                 <w:shd w:val="clear" w:fill="EEEEEE"/>
-                <w:bdr w:val="single" w:color="808080" w:sz="6" w:space="1"/>
               </w:rPr>
               <w:t xml:space="preserve">Centered bold</w:t>
             </w:r>
@@ -1303,8 +1303,8 @@
             <w:r>
               <w:rPr>
                 <w:sz w:val="19"/>
+                <w:bdr w:val="single" w:color="808080" w:sz="6" w:space="1"/>
                 <w:shd w:val="clear" w:fill="EEEEEE"/>
-                <w:bdr w:val="single" w:color="808080" w:sz="6" w:space="1"/>
               </w:rPr>
               <w:t xml:space="preserve">With small text below</w:t>
             </w:r>
@@ -1315,9 +1315,9 @@
             <w:shd w:val="clear" w:fill="FFFFE0"/>
             <w:tcMar>
               <w:top w:w="100" w:type="dxa"/>
-              <w:start w:w="100" w:type="dxa"/>
+              <w:left w:w="100" w:type="dxa"/>
               <w:bottom w:w="100" w:type="dxa"/>
-              <w:end w:w="100" w:type="dxa"/>
+              <w:right w:w="100" w:type="dxa"/>
             </w:tcMar>
           </w:tcPr>
           <w:p>
@@ -1361,8 +1361,8 @@
             <w:hyperlink xmlns:r="http://schemas.openxmlformats.org/officeDocument/2006/relationships" r:id="DeterministicId8">
               <w:r>
                 <w:rPr>
+                  <w:color w:val="0563C1"/>
                   <w:u w:val="single"/>
-                  <w:color w:val="0563C1"/>
                   <w:shd w:val="clear" w:fill="FFFFE0"/>
                 </w:rPr>
                 <w:t xml:space="preserve">Link</w:t>
@@ -1439,8 +1439,8 @@
                   <w:hyperlink xmlns:r="http://schemas.openxmlformats.org/officeDocument/2006/relationships" r:id="DeterministicId9">
                     <w:r>
                       <w:rPr>
+                        <w:color w:val="FF0000"/>
                         <w:u w:val="single"/>
-                        <w:color w:val="FF0000"/>
                       </w:rPr>
                       <w:t xml:space="preserve">Red link</w:t>
                     </w:r>
@@ -1469,45 +1469,45 @@
         <w:r>
           <w:rPr>
             <w:b/>
+            <w:color w:val="0563C1"/>
             <w:u w:val="single"/>
-            <w:color w:val="0563C1"/>
           </w:rPr>
           <w:t xml:space="preserve">Bold</w:t>
         </w:r>
         <w:r>
           <w:rPr>
+            <w:color w:val="0563C1"/>
             <w:u w:val="single"/>
-            <w:color w:val="0563C1"/>
           </w:rPr>
           <w:t xml:space="preserve">, </w:t>
         </w:r>
         <w:r>
           <w:rPr>
             <w:i/>
+            <w:color w:val="0563C1"/>
             <w:u w:val="single"/>
-            <w:color w:val="0563C1"/>
           </w:rPr>
           <w:t xml:space="preserve">italic</w:t>
         </w:r>
         <w:r>
           <w:rPr>
+            <w:color w:val="0563C1"/>
             <w:u w:val="single"/>
-            <w:color w:val="0563C1"/>
           </w:rPr>
           <w:t xml:space="preserve">, and </w:t>
         </w:r>
         <w:r>
           <w:rPr>
+            <w:rFonts w:ascii="Courier New" w:hAnsi="Courier New"/>
+            <w:color w:val="0563C1"/>
             <w:u w:val="single"/>
-            <w:color w:val="0563C1"/>
-            <w:rFonts w:ascii="Courier New" w:hAnsi="Courier New"/>
           </w:rPr>
           <w:t xml:space="preserve">code</w:t>
         </w:r>
         <w:r>
           <w:rPr>
+            <w:color w:val="0563C1"/>
             <w:u w:val="single"/>
-            <w:color w:val="0563C1"/>
           </w:rPr>
           <w:t xml:space="preserve"> in one link</w:t>
         </w:r>
@@ -1517,9 +1517,9 @@
       <w:hyperlink xmlns:r="http://schemas.openxmlformats.org/officeDocument/2006/relationships" r:id="DeterministicId11">
         <w:r>
           <w:rPr>
-            <w:u w:val="single"/>
             <w:color w:val="008000"/>
             <w:sz w:val="36"/>
+            <w:u w:val="single"/>
           </w:rPr>
           <w:t xml:space="preserve">Large green link text</w:t>
         </w:r>
@@ -1671,8 +1671,8 @@
       <w:hyperlink xmlns:r="http://schemas.openxmlformats.org/officeDocument/2006/relationships" r:id="DeterministicId16">
         <w:r>
           <w:rPr>
+            <w:color w:val="0563C1"/>
             <w:u w:val="single"/>
-            <w:color w:val="0563C1"/>
           </w:rPr>
           <w:t xml:space="preserve">john@example.com</w:t>
         </w:r>
@@ -1705,8 +1705,8 @@
       <w:hyperlink xmlns:r="http://schemas.openxmlformats.org/officeDocument/2006/relationships" r:id="DeterministicId12">
         <w:r>
           <w:rPr>
+            <w:color w:val="0563C1"/>
             <w:u w:val="single"/>
-            <w:color w:val="0563C1"/>
           </w:rPr>
           <w:t xml:space="preserve">link</w:t>
         </w:r>

--- a/src/OpenXmlHtml.Tests/WordNestedComboTests.NestedCombinations.Net.verified.docx
+++ b/src/OpenXmlHtml.Tests/WordNestedComboTests.NestedCombinations.Net.verified.docx
@@ -1254,7 +1254,7 @@
     </w:p>
     <w:tbl>
       <w:tblPr>
-        <w:tblW w:w="0" w:type="auto"/>
+        <w:tblW w:w="5000" w:type="pct"/>
         <w:tblBorders>
           <w:top w:val="single" w:color="000000" w:sz="12" w:space="0"/>
           <w:left w:val="single" w:color="000000" w:sz="12" w:space="0"/>
@@ -1312,6 +1312,7 @@
         </w:tc>
         <w:tc>
           <w:tcPr>
+            <w:tcW w:w="3000" w:type="pct"/>
             <w:shd w:val="clear" w:fill="FFFFE0"/>
             <w:tcMar>
               <w:top w:w="100" w:type="dxa"/>
